--- a/docs/raport/raport-baza-mikroserwis-v1.8.docx
+++ b/docs/raport/raport-baza-mikroserwis-v1.8.docx
@@ -943,6 +943,80 @@
         <w:tc>
           <w:tcPr>
             <w:tcW w:type="dxa" w:w="1200"/>
+            <w:tcMar>
+              <w:top w:type="dxa" w:w="70"/>
+              <w:left w:type="dxa" w:w="110"/>
+              <w:bottom w:type="dxa" w:w="70"/>
+              <w:right w:type="dxa" w:w="110"/>
+            </w:tcMar>
+            <w:vAlign w:val="center"/>
+          </w:tcPr>
+          <w:p>
+            <w:pPr>
+              <w:spacing w:after="0" w:line="240"/>
+            </w:pPr>
+            <w:r>
+              <w:rPr>
+                <w:sz w:val="19"/>
+                <w:szCs w:val="19"/>
+              </w:rPr>
+              <w:t xml:space="preserve">1.7</w:t>
+            </w:r>
+          </w:p>
+        </w:tc>
+        <w:tc>
+          <w:tcPr>
+            <w:tcW w:type="dxa" w:w="1400"/>
+            <w:tcMar>
+              <w:top w:type="dxa" w:w="70"/>
+              <w:left w:type="dxa" w:w="110"/>
+              <w:bottom w:type="dxa" w:w="70"/>
+              <w:right w:type="dxa" w:w="110"/>
+            </w:tcMar>
+            <w:vAlign w:val="center"/>
+          </w:tcPr>
+          <w:p>
+            <w:pPr>
+              <w:spacing w:after="0" w:line="240"/>
+            </w:pPr>
+            <w:r>
+              <w:rPr>
+                <w:sz w:val="19"/>
+                <w:szCs w:val="19"/>
+              </w:rPr>
+              <w:t xml:space="preserve">9–10.08.2026</w:t>
+            </w:r>
+          </w:p>
+        </w:tc>
+        <w:tc>
+          <w:tcPr>
+            <w:tcW w:type="dxa" w:w="6426"/>
+            <w:tcMar>
+              <w:top w:type="dxa" w:w="70"/>
+              <w:left w:type="dxa" w:w="110"/>
+              <w:bottom w:type="dxa" w:w="70"/>
+              <w:right w:type="dxa" w:w="110"/>
+            </w:tcMar>
+            <w:vAlign w:val="center"/>
+          </w:tcPr>
+          <w:p>
+            <w:pPr>
+              <w:spacing w:after="0" w:line="240"/>
+            </w:pPr>
+            <w:r>
+              <w:rPr>
+                <w:sz w:val="19"/>
+                <w:szCs w:val="19"/>
+              </w:rPr>
+              <w:t xml:space="preserve">Archiwum wyniesione poza maszynę roboczą wraz z weryfikacją sum kontrolnych po stronie odbiorcy — zamknięte ryzyko bezpowrotnej utraty danych w strukturze sprzed 1 września 2026, jedyne z terminem nieprzesuwalnym. Powtórny pełny przebieg przetwarzania potwierdził, że publikacja nie odtwarza usuniętych duplikatów. Rozpoczęte równoległe prace nad uwierzytelnianiem klientów. Sprostowane wielkości artefaktu i katalogu ulic oraz pochodzenie liczb czasu odpowiedzi dla ścieżki HTTP</w:t>
+            </w:r>
+          </w:p>
+        </w:tc>
+      </w:tr>
+      <w:tr>
+        <w:tc>
+          <w:tcPr>
+            <w:tcW w:type="dxa" w:w="1200"/>
             <w:shd w:fill="EDF5EE" w:color="auto" w:val="clear"/>
             <w:tcMar>
               <w:top w:type="dxa" w:w="70"/>
@@ -961,7 +1035,7 @@
                 <w:sz w:val="19"/>
                 <w:szCs w:val="19"/>
               </w:rPr>
-              <w:t xml:space="preserve">1.7</w:t>
+              <w:t xml:space="preserve">1.8</w:t>
             </w:r>
           </w:p>
         </w:tc>
@@ -986,7 +1060,7 @@
                 <w:sz w:val="19"/>
                 <w:szCs w:val="19"/>
               </w:rPr>
-              <w:t xml:space="preserve">9–10.08.2026</w:t>
+              <w:t xml:space="preserve">10.08.2026</w:t>
             </w:r>
           </w:p>
         </w:tc>
@@ -1011,7 +1085,7 @@
                 <w:sz w:val="19"/>
                 <w:szCs w:val="19"/>
               </w:rPr>
-              <w:t xml:space="preserve">Archiwum wyniesione poza maszynę roboczą wraz z weryfikacją sum kontrolnych po stronie odbiorcy — zamknięte ryzyko bezpowrotnej utraty danych w strukturze sprzed 1 września 2026, jedyne z terminem nieprzesuwalnym. Powtórny pełny przebieg przetwarzania potwierdził, że publikacja nie odtwarza usuniętych duplikatów. Rozpoczęte równoległe prace nad uwierzytelnianiem klientów. Sprostowane wielkości artefaktu i katalogu ulic oraz pochodzenie liczb czasu odpowiedzi dla ścieżki HTTP</w:t>
+              <w:t xml:space="preserve">Zamknięte uwierzytelnianie klientów: klucze API z terminem ważności, limitami per klient i kwotami miesięcznymi, unieważnianiem docierającym do wszystkich instancji poniżej sekundy i rotacją bez przerwy w dostępie. Kluczem limitowania jest odtąd zweryfikowana tożsamość, a nie wartość przysłana w żądaniu — zdjęte ograniczenie „wyłącznie sieć wewnętrzna”. Zmierzony koszt weryfikacji: 34–36 mikrosekund przy budżecie 300, potwierdzony dwiema niezależnymi metodami</w:t>
             </w:r>
           </w:p>
         </w:tc>
@@ -1041,7 +1115,7 @@
           <w:sz w:val="21"/>
           <w:szCs w:val="21"/>
         </w:rPr>
-        <w:t xml:space="preserve">Co zmieniło się w wydaniach 1.4–1.7</w:t>
+        <w:t xml:space="preserve">Co zmieniło się w wydaniach 1.4–1.8</w:t>
       </w:r>
     </w:p>
     <w:p>
@@ -1168,6 +1242,26 @@
       <w:pPr>
         <w:pBdr>
           <w:top w:val="single" w:color="D5DBE0" w:sz="0"/>
+          <w:bottom w:val="single" w:color="D5DBE0" w:sz="0"/>
+          <w:left w:val="single" w:color="D5DBE0" w:sz="4"/>
+          <w:right w:val="single" w:color="D5DBE0" w:sz="4"/>
+        </w:pBdr>
+        <w:shd w:fill="E8EDF2" w:color="auto" w:val="clear"/>
+        <w:spacing w:after="60" w:line="276"/>
+        <w:ind w:left="120" w:right="120"/>
+      </w:pPr>
+      <w:r>
+        <w:rPr>
+          <w:sz w:val="20"/>
+          <w:szCs w:val="20"/>
+        </w:rPr>
+        <w:t xml:space="preserve">Wydanie 1.7 prostuje trzy wielkości, które zdezaktualizowały się w trakcie prac: rozmiar artefaktu wyszukiwania i liczbę pozycji w nim (scalenie zduplikowanych ulic zmniejszyło go o połowę), liczbę ulic w katalogu oraz zużycie pamięci przez proces. Osobno opisano, że liczby czasu odpowiedzi dla pełnej ścieżki HTTP nie były odtwarzalne narzędziem, któremu je przypisywano — rozdział 8.6.</w:t>
+      </w:r>
+    </w:p>
+    <w:p>
+      <w:pPr>
+        <w:pBdr>
+          <w:top w:val="single" w:color="D5DBE0" w:sz="0"/>
           <w:bottom w:val="single" w:color="D5DBE0" w:sz="4"/>
           <w:left w:val="single" w:color="D5DBE0" w:sz="4"/>
           <w:right w:val="single" w:color="D5DBE0" w:sz="4"/>
@@ -1181,7 +1275,7 @@
           <w:sz w:val="20"/>
           <w:szCs w:val="20"/>
         </w:rPr>
-        <w:t xml:space="preserve">Wydanie 1.7 prostuje trzy wielkości, które zdezaktualizowały się w trakcie prac: rozmiar artefaktu wyszukiwania i liczbę pozycji w nim (scalenie zduplikowanych ulic zmniejszyło go o połowę), liczbę ulic w katalogu oraz zużycie pamięci przez proces. Osobno opisano, że liczby czasu odpowiedzi dla pełnej ścieżki HTTP nie były odtwarzalne narzędziem, któremu je przypisywano — rozdział 8.6.</w:t>
+        <w:t xml:space="preserve">Wydanie 1.8 zamyka uwierzytelnianie klientów — brak, który kazał trzymać usługę wyłącznie w sieci wewnętrznej Zamawiającego. Serwis weryfikuje tożsamość kluczem API, a limity i kwoty rozliczeniowe liczone są po tej tożsamości, nie po adresie sieciowym. Zmierzony koszt weryfikacji, 34–36 mikrosekund przy budżecie 300, nie zmienia obrazu wydajności z rozdziału 8.6 — szczegóły w rozdziale 5.5.</w:t>
       </w:r>
     </w:p>
     <w:p>
@@ -1198,7 +1292,7 @@
           <w:sz w:val="21"/>
           <w:szCs w:val="21"/>
         </w:rPr>
-        <w:t xml:space="preserve">Dwa wcześniejsze szacunki okazały się zbyt optymistyczne i zostały skorygowane w górę pod wpływem pomiarów: mediana czasu odpowiedzi z 0,49 ms do ok. 4 ms oraz czas pełnego przebiegu dla kraju z zakładanych 40 minut do ok. 4 godzin, czyli 1–1,5 godziny po zrównolegleniu. Zmiany merytoryczne względem wydania 1.0 zebrano w rozdziałach 8.3–8.6.</w:t>
+        <w:t xml:space="preserve">Dwa szacunki z wydania 1.0 zostały po drodze skorygowane w górę, a po pomiarach na pełnym kraju — częściowo z powrotem w dół. Mediana czasu odpowiedzi: 0,49 ms na zbiorze syntetycznym, ok. 4 ms w wydaniach 1.2–1.3, ostatecznie 0,81 ms dla samego silnika i orientacyjnie 1,71 ms dla pełnej ścieżki HTTP. Poprawa względem wydań 1.2–1.3 wynika z metodyki pomiaru, nie z przyspieszenia silnika — rozdział 8.6. Czas pełnego przebiegu dla kraju: zakładane 40 minut, ok. 4 godzin w wydaniach 1.2–1.3, zmierzone 3 godziny 25 minut. Samo ładowanie danych to z tego 17 minut; resztę pochłaniają dwie aktualizacje obszaru przejściowego, więc dalsze zrównoleglanie ładowania cyklu już nie skróci — rozdział 8.5. Zmiany merytoryczne względem wydania 1.0 zebrano w rozdziałach 8.3–8.6.</w:t>
       </w:r>
     </w:p>
     <w:p>

--- a/docs/raport/raport-baza-mikroserwis-v1.8.docx
+++ b/docs/raport/raport-baza-mikroserwis-v1.8.docx
@@ -7597,7 +7597,7 @@
           <w:sz w:val="21"/>
           <w:szCs w:val="21"/>
         </w:rPr>
-        <w:t xml:space="preserve">Zmierzony narzut na żądanie wynosi 34–36 mikrosekund przy przyjętym budżecie 300 mikrosekund, co potwierdzono dwiema niezależnymi metodami pomiaru. Weryfikacja nie wykonuje żadnego zapytania do bazy danych ani do usług zewnętrznych.</w:t>
+        <w:t xml:space="preserve">Zmierzony narzut na żądanie wynosi 34–36 mikrosekund przy przyjętym budżecie 300 mikrosekund, co potwierdzono dwiema niezależnymi metodami pomiaru. Sam przyrząd przeszedł przy tym próbę kontrolną z celowo wstrzykniętym opóźnieniem — rozdział 8.6. Weryfikacja nie wykonuje żadnego zapytania do bazy danych ani do usług zewnętrznych.</w:t>
       </w:r>
     </w:p>
     <w:p>
@@ -18191,6 +18191,78 @@
           <w:szCs w:val="20"/>
         </w:rPr>
         <w:t xml:space="preserve">Przyrząd mierzący pełny cykl życia żądania powstał 9.08.2026 wraz z pomiarem własnej czułości — patrz rozdział 10, prace równoległe.</w:t>
+      </w:r>
+    </w:p>
+    <w:p>
+      <w:pPr>
+        <w:spacing w:after="180"/>
+      </w:pPr>
+    </w:p>
+    <w:p>
+      <w:pPr>
+        <w:spacing w:after="160"/>
+      </w:pPr>
+    </w:p>
+    <w:p>
+      <w:pPr>
+        <w:pBdr>
+          <w:top w:val="single" w:color="D5DBE0" w:sz="4"/>
+          <w:bottom w:val="single" w:color="D5DBE0" w:sz="0"/>
+          <w:left w:val="single" w:color="D5DBE0" w:sz="4"/>
+          <w:right w:val="single" w:color="D5DBE0" w:sz="4"/>
+        </w:pBdr>
+        <w:shd w:fill="E8EDF2" w:color="auto" w:val="clear"/>
+        <w:spacing w:after="0" w:before="160" w:line="276"/>
+        <w:ind w:left="120" w:right="120"/>
+      </w:pPr>
+      <w:r>
+        <w:rPr>
+          <w:b/>
+          <w:bCs/>
+          <w:sz w:val="21"/>
+          <w:szCs w:val="21"/>
+        </w:rPr>
+        <w:t xml:space="preserve">Próba kontrolna: czy przyrząd w ogóle cokolwiek wykrywa</w:t>
+      </w:r>
+    </w:p>
+    <w:p>
+      <w:pPr>
+        <w:pBdr>
+          <w:top w:val="single" w:color="D5DBE0" w:sz="0"/>
+          <w:bottom w:val="single" w:color="D5DBE0" w:sz="0"/>
+          <w:left w:val="single" w:color="D5DBE0" w:sz="4"/>
+          <w:right w:val="single" w:color="D5DBE0" w:sz="4"/>
+        </w:pBdr>
+        <w:shd w:fill="E8EDF2" w:color="auto" w:val="clear"/>
+        <w:spacing w:after="60" w:line="276"/>
+        <w:ind w:left="120" w:right="120"/>
+      </w:pPr>
+      <w:r>
+        <w:rPr>
+          <w:sz w:val="20"/>
+          <w:szCs w:val="20"/>
+        </w:rPr>
+        <w:t xml:space="preserve">Wniosek z powyższego sprostowania zastosowano od razu do pomiaru kosztu uwierzytelniania z rozdziału 5.5. Obok serii odniesienia (ścieżka bez uwierzytelniania) i serii właściwej (z ważnym kluczem) wykonano trzecią, kontrolną: tę samą ścieżkę z celowo wstrzykniętym opóźnieniem 500 mikrosekund. Przyrząd musiał to opóźnienie pokazać — bez takiej próby wynik „narzut 34–36 mikrosekund” byłby nie do odróżnienia od wyniku przyrządu ślepego na wszystko, a dokładnie ten błąd opisano akapit wyżej.</w:t>
+      </w:r>
+    </w:p>
+    <w:p>
+      <w:pPr>
+        <w:pBdr>
+          <w:top w:val="single" w:color="D5DBE0" w:sz="0"/>
+          <w:bottom w:val="single" w:color="D5DBE0" w:sz="4"/>
+          <w:left w:val="single" w:color="D5DBE0" w:sz="4"/>
+          <w:right w:val="single" w:color="D5DBE0" w:sz="4"/>
+        </w:pBdr>
+        <w:shd w:fill="E8EDF2" w:color="auto" w:val="clear"/>
+        <w:spacing w:after="0" w:line="276"/>
+        <w:ind w:left="120" w:right="120"/>
+      </w:pPr>
+      <w:r>
+        <w:rPr>
+          <w:sz w:val="20"/>
+          <w:szCs w:val="20"/>
+        </w:rPr>
+        <w:t xml:space="preserve">Wstrzykiwanie opóźnienia jest przełącznikiem w kodzie usługi, sterowanym zmienną środowiskową. Konfiguracja produkcyjna zeruje go twardo, ale sam ten warunek gwarantuje mniej, niż sugeruje: w wielu wdrożeniach znacznik środowiska po prostu nie jest ustawiany. Nie jest to droga wejścia z zewnątrz — kto ustawia zmienne środowiskowe procesu, ten już go kontroluje — jest to natomiast przełącznik, który da się zostawić włączony przez pomyłkę w konfiguracji wdrożenia. Dlatego usługa wypisuje ostrzeżenie przy każdym starcie z wartością niezerową: furtka pomiarowa nie może być włączona po cichu.</w:t>
       </w:r>
     </w:p>
     <w:p>
